--- a/landing/src/content/docs/reference/attachments.md.docx
+++ b/landing/src/content/docs/reference/attachments.md.docx
@@ -85,6 +85,7 @@
           <w:numId w:val="1"/>
         </w:numPr>
         <w:ind w:left="720" w:hanging="360"/>
+        <w:rPr/>
       </w:pPr>
       <w:r>
         <w:rPr>
@@ -100,6 +101,7 @@
           <w:numId w:val="1"/>
         </w:numPr>
         <w:ind w:left="720" w:hanging="360"/>
+        <w:rPr/>
       </w:pPr>
       <w:r>
         <w:rPr>
@@ -115,6 +117,7 @@
           <w:numId w:val="1"/>
         </w:numPr>
         <w:ind w:left="720" w:hanging="360"/>
+        <w:rPr/>
       </w:pPr>
       <w:r>
         <w:rPr>
@@ -130,6 +133,7 @@
           <w:numId w:val="1"/>
         </w:numPr>
         <w:ind w:left="720" w:hanging="360"/>
+        <w:rPr/>
       </w:pPr>
       <w:r>
         <w:rPr>
@@ -145,6 +149,7 @@
           <w:numId w:val="1"/>
         </w:numPr>
         <w:ind w:left="720" w:hanging="360"/>
+        <w:rPr/>
       </w:pPr>
       <w:r>
         <w:rPr>
@@ -160,6 +165,7 @@
           <w:numId w:val="1"/>
         </w:numPr>
         <w:ind w:left="720" w:hanging="360"/>
+        <w:rPr/>
       </w:pPr>
       <w:r>
         <w:rPr>
@@ -175,6 +181,7 @@
           <w:numId w:val="1"/>
         </w:numPr>
         <w:ind w:left="720" w:hanging="360"/>
+        <w:rPr/>
       </w:pPr>
       <w:r>
         <w:rPr>
@@ -850,7 +857,7 @@
         <w:pStyle w:val="Heading2"/>
         <w:rPr/>
       </w:pPr>
-      <w:bookmarkStart w:colFirst="0" w:colLast="0" w:name="_rh9n7jtyhfv9" w:id="0"/>
+      <w:bookmarkStart w:colFirst="0" w:colLast="0" w:name="_dew4x4ik0xh0" w:id="0"/>
       <w:bookmarkEnd w:id="0"/>
       <w:r>
         <w:rPr>
@@ -911,7 +918,7 @@
         <w:pStyle w:val="Heading2"/>
         <w:rPr/>
       </w:pPr>
-      <w:bookmarkStart w:colFirst="0" w:colLast="0" w:name="_narg5yt9xovq" w:id="1"/>
+      <w:bookmarkStart w:colFirst="0" w:colLast="0" w:name="_lxcqz7kyqk87" w:id="1"/>
       <w:bookmarkEnd w:id="1"/>
       <w:r>
         <w:rPr>
@@ -936,7 +943,7 @@
         <w:pStyle w:val="Heading2"/>
         <w:rPr/>
       </w:pPr>
-      <w:bookmarkStart w:colFirst="0" w:colLast="0" w:name="_kpyxk3oao8nk" w:id="2"/>
+      <w:bookmarkStart w:colFirst="0" w:colLast="0" w:name="_bs99ul9za2uz" w:id="2"/>
       <w:bookmarkEnd w:id="2"/>
       <w:r>
         <w:rPr>
@@ -961,7 +968,7 @@
         <w:pStyle w:val="Heading2"/>
         <w:rPr/>
       </w:pPr>
-      <w:bookmarkStart w:colFirst="0" w:colLast="0" w:name="_hgjq0qtkq0bh" w:id="3"/>
+      <w:bookmarkStart w:colFirst="0" w:colLast="0" w:name="_kozy974f864b" w:id="3"/>
       <w:bookmarkEnd w:id="3"/>
       <w:r>
         <w:rPr>
@@ -986,7 +993,7 @@
         <w:pStyle w:val="Heading2"/>
         <w:rPr/>
       </w:pPr>
-      <w:bookmarkStart w:colFirst="0" w:colLast="0" w:name="_h0a87cpu5q5h" w:id="4"/>
+      <w:bookmarkStart w:colFirst="0" w:colLast="0" w:name="_9nxo9s2it0en" w:id="4"/>
       <w:bookmarkEnd w:id="4"/>
       <w:r>
         <w:rPr>
